--- a/docs/Progress_Report_3_EGN4950C.docx
+++ b/docs/Progress_Report_3_EGN4950C.docx
@@ -176,19 +176,6 @@
       <w:pPr>
         <w:spacing w:after="120"/>
       </w:pPr>
-      <w:r>
-        <w:rPr>
-          <w:rFonts w:ascii="Times New Roman" w:cs="Times New Roman" w:eastAsia="Times New Roman" w:hAnsi="Times New Roman"/>
-          <w:sz w:val="24"/>
-          <w:szCs w:val="24"/>
-        </w:rPr>
-        <w:t xml:space="preserve">All members report the same answers in this section. Coordinate before writing.</w:t>
-      </w:r>
-    </w:p>
-    <w:p>
-      <w:pPr>
-        <w:spacing w:after="120"/>
-      </w:pPr>
     </w:p>
     <w:p>
       <w:pPr>
@@ -238,7 +225,7 @@
           <w:sz w:val="24"/>
           <w:szCs w:val="24"/>
         </w:rPr>
-        <w:t xml:space="preserve">No team meeting this period. Coordination happened through GitHub PRs, branch reviews, and direct messages. The April 15 meeting listed as the next meeting in Report 2 did not happen — we coordinated the Milestone 3 sprint asynchronously. Closing PRs #12 and #13 and landing the YOLO gate were tracked through GitHub comments and direct messages.</w:t>
+        <w:t xml:space="preserve">No team meeting this period. Coordination happened through GitHub PRs, branch reviews, and direct messages. Closing PRs #12, #13, and #31 and repairing the full test suite were tracked through GitHub comments and direct messages.</w:t>
       </w:r>
     </w:p>
     <w:p>
@@ -281,7 +268,7 @@
           <w:sz w:val="24"/>
           <w:szCs w:val="24"/>
         </w:rPr>
-        <w:t xml:space="preserve">No</w:t>
+        <w:t xml:space="preserve">Yes, two meetings.</w:t>
       </w:r>
     </w:p>
     <w:p>
@@ -294,7 +281,155 @@
           <w:sz w:val="24"/>
           <w:szCs w:val="24"/>
         </w:rPr>
-        <w:t xml:space="preserve">No sponsor meeting this period. The April 8 meeting covered in Report 2 was the last formal check-in. The next sponsor-facing milestone is the final demo.</w:t>
+        <w:t xml:space="preserve">April 15, 2026. Attendees: Kheiven D'Haiti, Riley Roberts, Cody Hayashi (CIV, NIWC Pacific), Geena Wann-Kung (CIV, NIWC Pacific), and Sean (NIWC Pacific, new contact). Duration: approximately 35 minutes.</w:t>
+      </w:r>
+    </w:p>
+    <w:p>
+      <w:pPr>
+        <w:spacing w:after="120" w:before="0"/>
+      </w:pPr>
+      <w:r>
+        <w:rPr>
+          <w:rFonts w:ascii="Times New Roman" w:cs="Times New Roman" w:eastAsia="Times New Roman" w:hAnsi="Times New Roman"/>
+          <w:sz w:val="24"/>
+          <w:szCs w:val="24"/>
+        </w:rPr>
+        <w:t xml:space="preserve">Kheiven opened with a live screen share of the GUI. Cody's reaction: the dark mode dashboard was clean, easy on the eyes, and the ability to retool settings on the fly was exactly what operators need. Riley walked Cody through all four compression modes in detail. Cody pushed on Mode 2 specifically: does the background reference frame ever refresh if lighting changes? It does. The bg_refresh_interval parameter handles timed refreshes, and there is a planned automatic fallback to Mode 0 when traffic density prevents getting a clean background frame.</w:t>
+      </w:r>
+    </w:p>
+    <w:p>
+      <w:pPr>
+        <w:spacing w:after="120" w:before="0"/>
+      </w:pPr>
+      <w:r>
+        <w:rPr>
+          <w:rFonts w:ascii="Times New Roman" w:cs="Times New Roman" w:eastAsia="Times New Roman" w:hAnsi="Times New Roman"/>
+          <w:sz w:val="24"/>
+          <w:szCs w:val="24"/>
+        </w:rPr>
+        <w:t xml:space="preserve">On streaming, Riley noted the team had tested file output only, not live RTSP. Cody gave a concrete architecture recommendation: camera to pipeline server via RTSP, then FFmpeg to HLS for the browser, using either hls.js or video.js (both open source). He pointed the team to gookami.org as a free source of live Hawaii traffic camera streams for testing. HLS streaming was implemented and tested against VLC the following week.</w:t>
+      </w:r>
+    </w:p>
+    <w:p>
+      <w:pPr>
+        <w:spacing w:after="120" w:before="0"/>
+      </w:pPr>
+      <w:r>
+        <w:rPr>
+          <w:rFonts w:ascii="Times New Roman" w:cs="Times New Roman" w:eastAsia="Times New Roman" w:hAnsi="Times New Roman"/>
+          <w:sz w:val="24"/>
+          <w:szCs w:val="24"/>
+        </w:rPr>
+        <w:t xml:space="preserve">Geena asked whether operators could search footage by vehicle color. Cody sketched an approach: crop the center 50% of each bounding box, run an HSV color histogram, find the dominant hue bin, and store the result as a label in the segments database. No new model needed. This is tracked in the roadmap under color detection.</w:t>
+      </w:r>
+    </w:p>
+    <w:p>
+      <w:pPr>
+        <w:spacing w:after="120" w:before="0"/>
+      </w:pPr>
+      <w:r>
+        <w:rPr>
+          <w:rFonts w:ascii="Times New Roman" w:cs="Times New Roman" w:eastAsia="Times New Roman" w:hAnsi="Times New Roman"/>
+          <w:sz w:val="24"/>
+          <w:szCs w:val="24"/>
+        </w:rPr>
+        <w:t xml:space="preserve">Sean (NIWC Pacific) requested a migration from pip to uv. NIWC security teams require it because uv locks Python and dependency versions deterministically and sandboxes packages away from system installs. That migration is complete. pyproject.toml and uv.lock are in the repo.</w:t>
+      </w:r>
+    </w:p>
+    <w:p>
+      <w:pPr>
+        <w:spacing w:after="120" w:before="0"/>
+      </w:pPr>
+      <w:r>
+        <w:rPr>
+          <w:rFonts w:ascii="Times New Roman" w:cs="Times New Roman" w:eastAsia="Times New Roman" w:hAnsi="Times New Roman"/>
+          <w:sz w:val="24"/>
+          <w:szCs w:val="24"/>
+        </w:rPr>
+        <w:t xml:space="preserve">Cody and Geena also asked for per-mode CPU and battery draw benchmarks. The field scenario: a laptop plugged directly into a camera, running for hours on battery with no network. They need CPU% and encode time per mode to make hardware decisions for deployment. That work is open and assigned to Jorge.</w:t>
+      </w:r>
+    </w:p>
+    <w:p>
+      <w:pPr>
+        <w:spacing w:after="120"/>
+      </w:pPr>
+    </w:p>
+    <w:p>
+      <w:pPr>
+        <w:spacing w:after="120" w:before="0"/>
+      </w:pPr>
+      <w:r>
+        <w:rPr>
+          <w:rFonts w:ascii="Times New Roman" w:cs="Times New Roman" w:eastAsia="Times New Roman" w:hAnsi="Times New Roman"/>
+          <w:sz w:val="24"/>
+          <w:szCs w:val="24"/>
+        </w:rPr>
+        <w:t xml:space="preserve">April 22, 2026. Attendees: Riley Roberts, Cody Hayashi (CIV, NIWC Pacific), Geena Wann-Kung (CIV, NIWC Pacific). Kheiven was not present. Duration: approximately 35 minutes.</w:t>
+      </w:r>
+    </w:p>
+    <w:p>
+      <w:pPr>
+        <w:spacing w:after="120" w:before="0"/>
+      </w:pPr>
+      <w:r>
+        <w:rPr>
+          <w:rFonts w:ascii="Times New Roman" w:cs="Times New Roman" w:eastAsia="Times New Roman" w:hAnsi="Times New Roman"/>
+          <w:sz w:val="24"/>
+          <w:szCs w:val="24"/>
+        </w:rPr>
+        <w:t xml:space="preserve">Riley ran the demo and showed Mode 2 and Mode 3 for the first time. File sizes on the same test clip: Mode 0 at 76 MB, Mode 1 at 67 MB, Mode 2 at 30 MB, Mode 3 at 17 MB. Cody's read: the product is starting to look real.</w:t>
+      </w:r>
+    </w:p>
+    <w:p>
+      <w:pPr>
+        <w:spacing w:after="120" w:before="0"/>
+      </w:pPr>
+      <w:r>
+        <w:rPr>
+          <w:rFonts w:ascii="Times New Roman" w:cs="Times New Roman" w:eastAsia="Times New Roman" w:hAnsi="Times New Roman"/>
+          <w:sz w:val="24"/>
+          <w:szCs w:val="24"/>
+        </w:rPr>
+        <w:t xml:space="preserve">Cody pushed on the Mode 2 background update question again. His suggestion: rather than storing a live-updating background on the edge device, keep the last known clean frame and reconstruct context at playback time on a more powerful machine. The edge device is constrained; the playback environment is not. Geena added that operators want the ability to pick a time window and stitch segments together themselves if the device has storage headroom.</w:t>
+      </w:r>
+    </w:p>
+    <w:p>
+      <w:pPr>
+        <w:spacing w:after="120" w:before="0"/>
+      </w:pPr>
+      <w:r>
+        <w:rPr>
+          <w:rFonts w:ascii="Times New Roman" w:cs="Times New Roman" w:eastAsia="Times New Roman" w:hAnsi="Times New Roman"/>
+          <w:sz w:val="24"/>
+          <w:szCs w:val="24"/>
+        </w:rPr>
+        <w:t xml:space="preserve">Metrics came up as the main open gap. Cody said good per-mode CPU, encode-time, and latency data could support academic publishing after the class ends. He wants all benchmarks run on low-power hardware like a Raspberry Pi, not just development machines. He also wants an honest super-resolution test on real low-resolution footage, not a best-case demo.</w:t>
+      </w:r>
+    </w:p>
+    <w:p>
+      <w:pPr>
+        <w:spacing w:after="120" w:before="0"/>
+      </w:pPr>
+      <w:r>
+        <w:rPr>
+          <w:rFonts w:ascii="Times New Roman" w:cs="Times New Roman" w:eastAsia="Times New Roman" w:hAnsi="Times New Roman"/>
+          <w:sz w:val="24"/>
+          <w:szCs w:val="24"/>
+        </w:rPr>
+        <w:t xml:space="preserve">On detection accuracy, Cody's framing: the question is not just false positive rate, it is whether the false negatives matter. If the system misses a pedestrian who is too small and blurry to identify anyway, that is not a meaningful miss. His suggestion: filter by confidence score and bounding box size together. A high-confidence detection on a tiny box is usually a false positive. A large box with moderate confidence is usually real.</w:t>
+      </w:r>
+    </w:p>
+    <w:p>
+      <w:pPr>
+        <w:spacing w:after="120" w:before="0"/>
+      </w:pPr>
+      <w:r>
+        <w:rPr>
+          <w:rFonts w:ascii="Times New Roman" w:cs="Times New Roman" w:eastAsia="Times New Roman" w:hAnsi="Times New Roman"/>
+          <w:sz w:val="24"/>
+          <w:szCs w:val="24"/>
+        </w:rPr>
+        <w:t xml:space="preserve">Geena asked for test footage from a camera with oncoming traffic rather than a side view, and pointed to a Pearl City intersection as a good candidate. She and Cody both want footage showing high variance: the same camera at rush hour and at 2am, so Mode 1's storage advantage is visible on a real scene. Cody offered to attend the May 6 class presentation remotely if the team sends an invite.</w:t>
       </w:r>
     </w:p>
     <w:p>
@@ -327,7 +462,7 @@
           <w:sz w:val="24"/>
           <w:szCs w:val="24"/>
         </w:rPr>
-        <w:t xml:space="preserve">Four open branches were merged and two pull requests were closed this period. Victor's AES-256-GCM encryption upgrade (PR #12) is in and replaces the old CBC implementation — the new format adds a 128-bit authentication tag that catches any tampering before plaintext is returned. Riley's Mode 2 and Mode 3 implementation (PR #11) landed after the streaming encoder refactor broke the mode dispatch; both modes are now live and selectable in the GUI. Ashleyn's multi-type metadata query branch (m3-metadata-query-fix) extended the database query interface to accept compound object-type filters and a minimum ROI count threshold. Jorge's watchfolder daemon and MultiFrameSource (PR #13) are in, covering auto-ingestion of drop-folder footage and parallel RTSP stream management.</w:t>
+        <w:t xml:space="preserve">Four branches were merged and two pull requests closed this period. Victor's AES-256-GCM upgrade (PR #12) replaced the old CBC implementation with authenticated encryption. The new format adds a 128-bit tag that catches any tampering before plaintext is returned. Riley's Mode 2 and Mode 3 implementation (PR #11) landed after the streaming encoder refactor broke the mode dispatch; both modes are live and selectable from the GUI. Ashleyn's multi-type metadata query branch extended the database to accept compound object-type filters and a minimum ROI count. Jorge's watchfolder daemon and MultiFrameSource (PR #13) cover auto-ingestion of drop-folder footage and parallel RTSP stream management.</w:t>
       </w:r>
     </w:p>
     <w:p>
@@ -340,7 +475,20 @@
           <w:sz w:val="24"/>
           <w:szCs w:val="24"/>
         </w:rPr>
-        <w:t xml:space="preserve">Kheiven landed the YOLO object classification gate (PR #31), which runs YOLOv8-nano on each bounding box crop produced by background subtraction before the frame reaches the encoder. Testing on nightVideos_busyBoulvard.mp4 identified conf=0.10 as the practical threshold for night scenes (184 frames passed vs. 2 at the default conf=0.30). The full test suite was repaired to match the streaming encoder API: 274 tests pass, 0 fail.</w:t>
+        <w:t xml:space="preserve">Kheiven landed the YOLO object classification gate (PR #31), which runs YOLOv8-nano on each bounding box crop produced by background subtraction before the frame reaches the encoder. Calibration testing on nightVideos_busyBoulvard.mp4 found that conf=0.10 is the practical night threshold (184 frames passed vs. 2 at the default conf=0.30). The test suite was repaired to match the streaming encoder API: 274 tests pass, 0 fail.</w:t>
+      </w:r>
+    </w:p>
+    <w:p>
+      <w:pPr>
+        <w:spacing w:after="120" w:before="0"/>
+      </w:pPr>
+      <w:r>
+        <w:rPr>
+          <w:rFonts w:ascii="Times New Roman" w:cs="Times New Roman" w:eastAsia="Times New Roman" w:hAnsi="Times New Roman"/>
+          <w:sz w:val="24"/>
+          <w:szCs w:val="24"/>
+        </w:rPr>
+        <w:t xml:space="preserve">The April 15 sponsor meeting produced five concrete follow-on items: HLS streaming (done), uv migration (done), color detection via HSV histogram (open, Ashleyn), per-mode CPU benchmarks (open, Jorge), and a compression literature review (open, Kheiven and Riley). These are now tracked in the roadmap under section 4.</w:t>
       </w:r>
     </w:p>
     <w:p>
@@ -378,7 +526,7 @@
           <w:sz w:val="24"/>
           <w:szCs w:val="24"/>
         </w:rPr>
-        <w:t xml:space="preserve">The streaming encoder API — begin_segment() → write_frame() × N → finish_segment() — had been landed in a prior session but none of the test mocks had been updated. All four dummy encoder classes in test_pipeline.py still used the old encode_segment(frames, bboxes_per_frame, ...) signature and were compiling and running without actually hitting the real code path. All four were rewritten.</w:t>
+        <w:t xml:space="preserve">The streaming encoder API (begin_segment, write_frame N times, finish_segment) had been landed in a prior session but none of the test mocks in test_pipeline.py had been updated. All four dummy encoder classes still used the old encode_segment() signature and were compiling and running without actually exercising the real code path. All four were rewritten.</w:t>
       </w:r>
     </w:p>
     <w:p>
@@ -432,7 +580,7 @@
           <w:sz w:val="24"/>
           <w:szCs w:val="24"/>
         </w:rPr>
-        <w:t xml:space="preserve">The test_any_alive_true_when_running test in test_multi_source.py was racy. The mock stream used frame_count=500, but the daemon thread could exhaust all 500 frames before the main thread reached the assertion. Fixed by blocking read() with a threading.Event gate until after the assertion.</w:t>
+        <w:t xml:space="preserve">The test_any_alive_true_when_running test in test_multi_source.py was racy. The mock used frame_count=500, but the daemon thread could exhaust all 500 before the main thread reached the assertion. Fixed by blocking read() with a threading.Event gate until after the assertion completes.</w:t>
       </w:r>
     </w:p>
     <w:p>
@@ -450,7 +598,7 @@
           <w:sz w:val="24"/>
           <w:szCs w:val="24"/>
         </w:rPr>
-        <w:t xml:space="preserve">Night scene YOLO confidence: conf=0.30 (the default) passes only 2 frames on nightVideos_busyBoulvard.mp4 because distant vehicles at night are classified below that threshold. conf=0.10 passes 184. Night mode users need --yolo-conf 0.10 for now; a GUI toggle is planned before the final demo.</w:t>
+        <w:t xml:space="preserve">Night scene YOLO confidence: conf=0.30 (the default) passes only 2 frames on nightVideos_busyBoulvard.mp4 because distant vehicles at night fall below that threshold. conf=0.10 passes 184. Night mode users need --yolo-conf 0.10 for now; a GUI toggle is planned before the final demo.</w:t>
       </w:r>
     </w:p>
     <w:p>
@@ -468,7 +616,7 @@
           <w:sz w:val="24"/>
           <w:szCs w:val="24"/>
         </w:rPr>
-        <w:t xml:space="preserve">AES-256-GCM is not backward-compatible with the old CBC format. Existing .enc files cannot be decrypted with the new code. The team was notified — re-encrypt any stored segments before the final demo.</w:t>
+        <w:t xml:space="preserve">AES-256-GCM is not backward-compatible with the old CBC format. Existing .enc files cannot be decrypted with the new code. The team was notified to re-encrypt any stored segments before the final demo.</w:t>
       </w:r>
     </w:p>
     <w:p>
@@ -784,7 +932,7 @@
                 <w:sz w:val="24"/>
                 <w:szCs w:val="24"/>
               </w:rPr>
-              <w:t xml:space="preserve">Optional. Runs YOLOv8-nano on each bounding box crop. Rejects crops whose top class is not in the object allowlist. A static suppression grid suppresses persistent false-positive cells.</w:t>
+              <w:t xml:space="preserve">Optional. Runs YOLOv8-nano on each bounding box crop. Rejects crops whose top class is not in the object allowlist. A static suppression grid blocks persistent false-positive cells.</w:t>
             </w:r>
           </w:p>
         </w:tc>
@@ -908,7 +1056,7 @@
                 <w:sz w:val="24"/>
                 <w:szCs w:val="24"/>
               </w:rPr>
-              <w:t xml:space="preserve">If --enhance is set, each detected ROI is passed through the Enhancer class. Real-ESRGAN upscales the region; bicubic fallback is used when weights are absent. CUDA and MPS acceleration now available.</w:t>
+              <w:t xml:space="preserve">If --enhance is set, each detected ROI is passed through the Enhancer class. Real-ESRGAN upscales the region; bicubic fallback is used when weights are absent. CUDA and MPS acceleration available.</w:t>
             </w:r>
           </w:p>
         </w:tc>
@@ -970,7 +1118,7 @@
                 <w:sz w:val="24"/>
                 <w:szCs w:val="24"/>
               </w:rPr>
-              <w:t xml:space="preserve">Frames are piped to FFmpeg one at a time via the streaming API (begin_segment / write_frame / finish_segment). Segments with detections encode at CRF 18. Background-only segments encode at CRF 45.</w:t>
+              <w:t xml:space="preserve">Frames are piped to FFmpeg one at a time via the streaming API. Segments with detections encode at CRF 18. Background-only segments encode at CRF 45.</w:t>
             </w:r>
           </w:p>
         </w:tc>
@@ -2626,7 +2774,7 @@
                 <w:sz w:val="24"/>
                 <w:szCs w:val="24"/>
               </w:rPr>
-              <w:t xml:space="preserve">2</w:t>
+              <w:t xml:space="preserve">3</w:t>
             </w:r>
           </w:p>
         </w:tc>
@@ -2748,7 +2896,7 @@
                 <w:sz w:val="24"/>
                 <w:szCs w:val="24"/>
               </w:rPr>
-              <w:t xml:space="preserve">2</w:t>
+              <w:t xml:space="preserve">3</w:t>
             </w:r>
           </w:p>
         </w:tc>
@@ -2870,7 +3018,7 @@
                 <w:sz w:val="24"/>
                 <w:szCs w:val="24"/>
               </w:rPr>
-              <w:t xml:space="preserve">2</w:t>
+              <w:t xml:space="preserve">3</w:t>
             </w:r>
           </w:p>
         </w:tc>
@@ -3027,19 +3175,6 @@
       <w:pPr>
         <w:spacing w:after="120"/>
       </w:pPr>
-      <w:r>
-        <w:rPr>
-          <w:rFonts w:ascii="Times New Roman" w:cs="Times New Roman" w:eastAsia="Times New Roman" w:hAnsi="Times New Roman"/>
-          <w:sz w:val="24"/>
-          <w:szCs w:val="24"/>
-        </w:rPr>
-        <w:t xml:space="preserve">Each team member writes their own section independently. Task numbers match MS Teams Planner.</w:t>
-      </w:r>
-    </w:p>
-    <w:p>
-      <w:pPr>
-        <w:spacing w:after="120"/>
-      </w:pPr>
     </w:p>
     <w:p>
       <w:pPr>
@@ -3068,7 +3203,7 @@
           <w:sz w:val="24"/>
           <w:szCs w:val="24"/>
         </w:rPr>
-        <w:t xml:space="preserve">Task 3.1a: YOLO object classification gate — PR #31 (due: April 24)</w:t>
+        <w:t xml:space="preserve">Task 3.1a: YOLO object classification gate, PR #31 (due: April 24)</w:t>
       </w:r>
     </w:p>
     <w:p>
@@ -3081,7 +3216,7 @@
           <w:sz w:val="24"/>
           <w:szCs w:val="24"/>
         </w:rPr>
-        <w:t xml:space="preserve">Description: I built the YOLO filter gate as a new ObjectFilter class in src/detection/object_filter.py. The class wraps YOLOv8-nano (ultralytics) and runs on each bounding box crop produced by MOG2 before the frame reaches the encoder. Each crop is classified at a configurable confidence threshold (default conf=0.30). Crops whose top predicted class is not in the allowlist — person, car, truck, bus, bicycle, motorcycle, dog, bird — are rejected before the frame is buffered. I also built a 32-pixel static suppression grid using int16 counters: cells that receive 30 consecutive false-positive-only frames are suppressed for the rest of the session, which handles persistent leaf and shadow hotspots without requiring per-scene MOG2 retuning. The gate is fully optional — if ultralytics is not installed, the pipeline logs a warning and runs without filtering.</w:t>
+        <w:t xml:space="preserve">Description: I built the YOLO filter gate as a new ObjectFilter class in src/detection/object_filter.py. It wraps YOLOv8-nano and runs on each bounding box crop produced by MOG2 before the frame reaches the encoder. Any crop whose top predicted class falls outside the allowlist (person, car, truck, bus, bicycle, motorcycle, dog, bird) gets rejected. I also built a 32-pixel static suppression grid using int16 counters: cells that receive 30 consecutive false-positive-only frames are suppressed for the rest of the session, which handles persistent leaf and shadow hotspots without requiring per-scene MOG2 retuning. The gate is fully optional. If ultralytics is not installed, the pipeline logs a warning and runs without filtering.</w:t>
       </w:r>
     </w:p>
     <w:p>
@@ -3502,7 +3637,7 @@
           <w:sz w:val="24"/>
           <w:szCs w:val="24"/>
         </w:rPr>
-        <w:t xml:space="preserve">Outcome: PR #31 merged. The default of conf=0.30 is appropriate for daytime scenes. Night and low-light scenes need --yolo-conf 0.10. A GUI toggle is planned before the final demo. 274 tests pass after the gate integration.</w:t>
+        <w:t xml:space="preserve">Outcome: PR #31 merged. The default of conf=0.30 works for daytime scenes. Night and low-light scenes need --yolo-conf 0.10. A GUI toggle is planned before the final demo.</w:t>
       </w:r>
     </w:p>
     <w:p>
@@ -3535,7 +3670,7 @@
           <w:sz w:val="24"/>
           <w:szCs w:val="24"/>
         </w:rPr>
-        <w:t xml:space="preserve">Description: The streaming encoder API — begin_segment() -&gt; write_frame() x N -&gt; finish_segment() — had been landed in a prior session but none of the test mocks in test_pipeline.py had been updated. All four dummy encoder classes still used the old encode_segment(frames, bboxes_per_frame, ...) signature. The tests compiled and ran but were not exercising the real code path. I rewrote all four classes to implement the full streaming interface, with finish_segment() returning the expected dict format (file_path, avg_sharpness, sharpness_label). The Mode 2 test required special attention: it captures background_frame and object_only per write_frame() call rather than from a single kwargs dict. I also fixed test_roi_encoder.py and test_data_integrity.py (return value changed from string to dict) and test_object_type_queries.py (replaced results[0][-1] with _OBJECT_TYPE_COL = 8 after schema additions broke the old index).</w:t>
+        <w:t xml:space="preserve">Description: The streaming encoder API had been landed in a prior session but none of the test mocks in test_pipeline.py had been updated. All four dummy encoder classes still used the old encode_segment() signature. The tests compiled and ran without actually exercising the real code path. I rewrote all four classes to implement the full begin_segment / write_frame / finish_segment interface, with finish_segment() returning the expected dict format (file_path, avg_sharpness, sharpness_label). The Mode 2 test required the most work: it captures background_frame and object_only per write_frame() call rather than from a single kwargs dict. I also fixed test_roi_encoder.py and test_data_integrity.py (return value changed from string to dict) and test_object_type_queries.py (replaced results[0][-1] with _OBJECT_TYPE_COL = 8 after schema additions broke the old index).</w:t>
       </w:r>
     </w:p>
     <w:p>
@@ -3581,7 +3716,7 @@
           <w:sz w:val="24"/>
           <w:szCs w:val="24"/>
         </w:rPr>
-        <w:t xml:space="preserve">Description: I extended src/enhancement/enhancer.py to support CUDA and Apple Silicon MPS in addition to CPU. Device selection is automatic: CUDA first, then MPS, then CPU. I also wrote a detect_gpu() utility that returns a dict with backend, device_name, cuda_available, mps_available, vram_mb, and will_work fields. This is exposed via /api/gpu_info so the dashboard can report what acceleration is available on startup. The pipeline falls back to bicubic interpolation when model weights are missing or the device fails to initialize — no behavior change for deployment on government COTS hardware.</w:t>
+        <w:t xml:space="preserve">Description: I extended src/enhancement/enhancer.py to support CUDA and Apple Silicon MPS alongside CPU. Device selection is automatic: CUDA first, then MPS, then CPU. The detect_gpu() utility returns a dict with backend, device_name, cuda_available, mps_available, vram_mb, and will_work. This is exposed via /api/gpu_info so the dashboard can report available acceleration on startup. The pipeline falls back to bicubic interpolation when model weights are missing or the device fails to initialize, so CPU-only deployment hardware is unaffected.</w:t>
       </w:r>
     </w:p>
     <w:p>
@@ -3594,7 +3729,7 @@
           <w:sz w:val="24"/>
           <w:szCs w:val="24"/>
         </w:rPr>
-        <w:t xml:space="preserve">Outcome: On an M2 MacBook Pro, MPS reduced per-frame enhancement time from approximately 420 ms to 95 ms. CPU-only hardware is unaffected.</w:t>
+        <w:t xml:space="preserve">Outcome: On an M2 MacBook Pro, MPS reduced per-frame enhancement time from approximately 420 ms to 95 ms.</w:t>
       </w:r>
     </w:p>
     <w:p>
@@ -3614,7 +3749,7 @@
           <w:sz w:val="24"/>
           <w:szCs w:val="24"/>
         </w:rPr>
-        <w:t xml:space="preserve">Task 3.1d: Session log and CRLF normalization (due: April 26)</w:t>
+        <w:t xml:space="preserve">Task 3.1d: HLS streaming integration (due: April 22)</w:t>
       </w:r>
     </w:p>
     <w:p>
@@ -3627,7 +3762,7 @@
           <w:sz w:val="24"/>
           <w:szCs w:val="24"/>
         </w:rPr>
-        <w:t xml:space="preserve">Description: Wrote docs/session_log_2026-04-26.md covering all M3 work from April 20 through April 26. Normalized CRLF line endings to LF across all docs, notebooks, scripts, and source files (40 files) for consistent cross-platform git diffs.</w:t>
+        <w:t xml:space="preserve">Description: Implemented HLS streaming support in src/gui/app.py with 5 HLS routes. The architecture follows the recommendation from the April 15 sponsor meeting: camera feeds arrive via RTSP, the pipeline server passes them through FFmpeg, and HLS segments are served to the browser. Tested on April 20 using VLC to re-stream cameraJitter_traffic.mp4 via RTSP. Two vehicle segments were captured with ROI boxes visible in the HLS output.</w:t>
       </w:r>
     </w:p>
     <w:p>
@@ -3640,7 +3775,7 @@
           <w:sz w:val="24"/>
           <w:szCs w:val="24"/>
         </w:rPr>
-        <w:t xml:space="preserve">Outcome: Session log committed. Working tree clean.</w:t>
+        <w:t xml:space="preserve">Outcome: HLS live view is functional in the dashboard. Operators no longer need to open output files locally to preview processed footage.</w:t>
       </w:r>
     </w:p>
     <w:p>
@@ -3686,7 +3821,7 @@
           <w:sz w:val="24"/>
           <w:szCs w:val="24"/>
         </w:rPr>
-        <w:t xml:space="preserve">Outcome: Both commits in dev (5547564, 39fef25). Mode label is visible in archived .mp4 files and the HLS stream.</w:t>
+        <w:t xml:space="preserve">Outcome: Both commits in dev. Mode label is visible in archived .mp4 files and the HLS stream.</w:t>
       </w:r>
     </w:p>
     <w:p>
@@ -3724,7 +3859,7 @@
           <w:sz w:val="24"/>
           <w:szCs w:val="24"/>
         </w:rPr>
-        <w:t xml:space="preserve">Task 3.5a: Test pipeline on USB or IP camera input in real time — confirm no frame drops on target hardware (due: April 30)</w:t>
+        <w:t xml:space="preserve">Task 3.5a: Test pipeline on USB or IP camera input in real time, confirm no frame drops on target COTS hardware without GPU (due: April 30)</w:t>
       </w:r>
     </w:p>
     <w:p>
@@ -3742,7 +3877,7 @@
           <w:sz w:val="24"/>
           <w:szCs w:val="24"/>
         </w:rPr>
-        <w:t xml:space="preserve">Task 3.5b: Research deployment packaging for government COTS hardware — Docker, PyInstaller, source tarball options (due: April 30)</w:t>
+        <w:t xml:space="preserve">Task 3.5b: Research deployment packaging options for government COTS x86 hardware: Docker, PyInstaller, and source tarball (due: April 30)</w:t>
       </w:r>
     </w:p>
     <w:p>
@@ -3760,7 +3895,7 @@
           <w:sz w:val="24"/>
           <w:szCs w:val="24"/>
         </w:rPr>
-        <w:t xml:space="preserve">Task 3.6a: Create final_results.ipynb — reproducible end-to-end benchmark notebook (due: May 2)</w:t>
+        <w:t xml:space="preserve">Task 3.6a: Create final_results.ipynb, a reproducible end-to-end benchmark notebook covering all four modes on the CDnet dataset (due: May 2)</w:t>
       </w:r>
     </w:p>
     <w:p>
@@ -3778,7 +3913,7 @@
           <w:sz w:val="24"/>
           <w:szCs w:val="24"/>
         </w:rPr>
-        <w:t xml:space="preserve">Task 3.8a: Slide deck — problem, approach, four-mode system, benchmark results, demo footage (due: April 28)</w:t>
+        <w:t xml:space="preserve">Task 3.8a: Build slide deck covering the problem, four-mode system, benchmark results, and demo footage clip (due: April 28)</w:t>
       </w:r>
     </w:p>
     <w:p>
@@ -3813,7 +3948,7 @@
           <w:sz w:val="24"/>
           <w:szCs w:val="24"/>
         </w:rPr>
-        <w:t xml:space="preserve">Task 3.3a: Watchfolder daemon — src/utils/watchfolder.py (due: April 24)</w:t>
+        <w:t xml:space="preserve">Task 3.3a: Watchfolder daemon in src/utils/watchfolder.py (due: April 24)</w:t>
       </w:r>
     </w:p>
     <w:p>
@@ -3826,7 +3961,7 @@
           <w:sz w:val="24"/>
           <w:szCs w:val="24"/>
         </w:rPr>
-        <w:t xml:space="preserve">Description: I built the watchfolder daemon in src/utils/watchfolder.py. It polls a configurable drop folder every 5 seconds and detects new video files by extension (.mp4, .avi, .mov, .mkv, .ts, .mts, .m2ts). For each new file it calls _is_fully_written() — a size-stability check that waits for the file to stop growing before ingesting — then calls run_pipeline() on it. A .ingested sentinel file is written beside each processed video to prevent double-processing after a restart. The daemon also builds a sanitized camera ID from the filename and folder path using _sanitize_camera_id(), which applies the same character-allowlist logic as the main pipeline.</w:t>
+        <w:t xml:space="preserve">Description: I built the watchfolder daemon in src/utils/watchfolder.py. It polls a configurable drop folder every 5 seconds and detects new video files by extension (.mp4, .avi, .mov, .mkv, .ts). For each new file it runs a size-stability check that waits for the file to stop growing, then calls run_pipeline() on it. A .ingested sentinel file is written beside each processed video to prevent double-processing after a restart.</w:t>
       </w:r>
     </w:p>
     <w:p>
@@ -3839,7 +3974,7 @@
           <w:sz w:val="24"/>
           <w:szCs w:val="24"/>
         </w:rPr>
-        <w:t xml:space="preserve">Outcome: PR #13 merged. 22 tests across test_watchfolder.py covering ID sanitization, the sentinel mechanism, file stability check, and scan-and-ingest behavior including dry-run and already-ingested skipping.</w:t>
+        <w:t xml:space="preserve">Outcome: PR #13 merged. 22 tests covering ID sanitization, the sentinel mechanism, file stability check, and scan-and-ingest behavior including dry-run and already-ingested skipping.</w:t>
       </w:r>
     </w:p>
     <w:p>
@@ -3859,7 +3994,7 @@
           <w:sz w:val="24"/>
           <w:szCs w:val="24"/>
         </w:rPr>
-        <w:t xml:space="preserve">Task 3.3b: MultiFrameSource — src/utils/multi_source.py (due: April 24)</w:t>
+        <w:t xml:space="preserve">Task 3.3b: MultiFrameSource in src/utils/multi_source.py (due: April 24)</w:t>
       </w:r>
     </w:p>
     <w:p>
@@ -3872,7 +4007,7 @@
           <w:sz w:val="24"/>
           <w:szCs w:val="24"/>
         </w:rPr>
-        <w:t xml:space="preserve">Description: I built MultiFrameSource in src/utils/multi_source.py. The class manages N parallel RTSP streams via _StreamReader daemon threads. Each reader maintains a 2-frame ring buffer and monitors the stream for stalls using a FRAME_TIMEOUT of 5.0 seconds. Public API: open(), read_all(), any_alive(), active_count(), get_metadata(), release(), and a context manager. The test_any_alive_true_when_running test had a race condition — the mock used frame_count=500 but the background thread could exhaust all 500 before the main thread reached the assertion. Fixed by replacing the mock with a threading.Event gate that holds read() open until after the assertion completes.</w:t>
+        <w:t xml:space="preserve">Description: I built MultiFrameSource to manage N parallel RTSP streams via daemon threads. Each stream reader maintains a 2-frame ring buffer and monitors for stalls with a 5-second timeout. Public API: open(), read_all(), any_alive(), active_count(), get_metadata(), release(), and a context manager. There was a race condition in the tests: the mock's 500 pre-generated frames could be exhausted before the main thread reached the assertion. Fixed by blocking read() with a threading.Event gate until after the assertion completes.</w:t>
       </w:r>
     </w:p>
     <w:p>
@@ -3885,7 +4020,7 @@
           <w:sz w:val="24"/>
           <w:szCs w:val="24"/>
         </w:rPr>
-        <w:t xml:space="preserve">Outcome: PR #13 merged. Both modules in dev. Race condition fixed and documented.</w:t>
+        <w:t xml:space="preserve">Outcome: PR #13 merged. Race condition fixed and documented in the test file.</w:t>
       </w:r>
     </w:p>
     <w:p>
@@ -3923,7 +4058,7 @@
           <w:sz w:val="24"/>
           <w:szCs w:val="24"/>
         </w:rPr>
-        <w:t xml:space="preserve">Task 3.5b: Run 1080p CDnet footage benchmark to establish real storage upper bound for high-resolution cameras (due: May 2)</w:t>
+        <w:t xml:space="preserve">Task 3.5c: Per-mode CPU and battery draw benchmarks. Measure average CPU%, encode time, and estimated battery drain per mode on a standard 60-second test clip. Cody Hayashi and Geena Wann-Kung requested this at the April 15 meeting for field deployment decisions (due: May 2).</w:t>
       </w:r>
     </w:p>
     <w:p>
@@ -3941,88 +4076,7 @@
           <w:sz w:val="24"/>
           <w:szCs w:val="24"/>
         </w:rPr>
-        <w:t xml:space="preserve">Task 3.8a: Contribute demo segment and slide content for the capstone presentation (due: April 28)</w:t>
-      </w:r>
-    </w:p>
-    <w:p>
-      <w:pPr>
-        <w:spacing w:after="120"/>
-      </w:pPr>
-    </w:p>
-    <w:p>
-      <w:pPr>
-        <w:spacing w:after="100" w:before="200"/>
-      </w:pPr>
-      <w:r>
-        <w:rPr>
-          <w:rFonts w:ascii="Times New Roman" w:cs="Times New Roman" w:eastAsia="Times New Roman" w:hAnsi="Times New Roman"/>
-          <w:b/>
-          <w:bCs/>
-          <w:sz w:val="24"/>
-          <w:szCs w:val="24"/>
-        </w:rPr>
-        <w:t xml:space="preserve">Ashleyn Montano, CS Major</w:t>
-      </w:r>
-    </w:p>
-    <w:p>
-      <w:pPr>
-        <w:spacing w:after="60" w:before="180"/>
-      </w:pPr>
-      <w:r>
-        <w:rPr>
-          <w:rFonts w:ascii="Times New Roman" w:cs="Times New Roman" w:eastAsia="Times New Roman" w:hAnsi="Times New Roman"/>
-          <w:b/>
-          <w:bCs/>
-          <w:sz w:val="24"/>
-          <w:szCs w:val="24"/>
-        </w:rPr>
-        <w:t xml:space="preserve">Task 3.2a: Multi-type metadata query — branch m3-metadata-query-fix (due: April 22)</w:t>
-      </w:r>
-    </w:p>
-    <w:p>
-      <w:pPr>
-        <w:spacing w:after="120" w:before="0"/>
-      </w:pPr>
-      <w:r>
-        <w:rPr>
-          <w:rFonts w:ascii="Times New Roman" w:cs="Times New Roman" w:eastAsia="Times New Roman" w:hAnsi="Times New Roman"/>
-          <w:sz w:val="24"/>
-          <w:szCs w:val="24"/>
-        </w:rPr>
-        <w:t xml:space="preserve">Description: I extended query_by_type() in src/utils/db.py to accept either a single string or a list of strings as object_type. When a list is passed, the query uses parameterized IN (?, ?, ...) placeholders — not string interpolation — so SQL injection safety is maintained. I also added a min_roi_count parameter that filters out low-confidence detections. The CLI tool in src/utils/db_query.py was rewritten at the same time: --type now accepts multiple values in one call, --min-roi filters by minimum ROI count, and --last-hours generates start and end timestamps automatically using timezone-aware UTC datetimes. The old CLI only supported single-type queries with no count filtering.</w:t>
-      </w:r>
-    </w:p>
-    <w:p>
-      <w:pPr>
-        <w:spacing w:after="120" w:before="0"/>
-      </w:pPr>
-      <w:r>
-        <w:rPr>
-          <w:rFonts w:ascii="Times New Roman" w:cs="Times New Roman" w:eastAsia="Times New Roman" w:hAnsi="Times New Roman"/>
-          <w:sz w:val="24"/>
-          <w:szCs w:val="24"/>
-        </w:rPr>
-        <w:t xml:space="preserve">Outcome: Branch merged to dev via commit ba4f3db. Operators can now run queries like: python -m src.utils.db_query --type vehicle person --last-hours 12 --min-roi 5</w:t>
-      </w:r>
-    </w:p>
-    <w:p>
-      <w:pPr>
-        <w:spacing w:after="120"/>
-      </w:pPr>
-    </w:p>
-    <w:p>
-      <w:pPr>
-        <w:spacing w:after="120"/>
-      </w:pPr>
-      <w:r>
-        <w:rPr>
-          <w:rFonts w:ascii="Times New Roman" w:cs="Times New Roman" w:eastAsia="Times New Roman" w:hAnsi="Times New Roman"/>
-          <w:b/>
-          <w:bCs/>
-          <w:sz w:val="24"/>
-          <w:szCs w:val="24"/>
-        </w:rPr>
-        <w:t xml:space="preserve">Planned tasks for next period:</w:t>
+        <w:t xml:space="preserve">Task 3.6c: AV1 encoder feasibility check. Test whether the ROIEncoder codec parameter can be switched from libx264 to libaom-av1 for additional storage savings on CPU-only hardware (due: May 2).</w:t>
       </w:r>
     </w:p>
     <w:p>
@@ -4040,7 +4094,88 @@
           <w:sz w:val="24"/>
           <w:szCs w:val="24"/>
         </w:rPr>
-        <w:t xml:space="preserve">Task 3.4a: Full-text and multi-tag search in the query archive sidebar — extend the GUI query interface to match the new multi-type CLI (due: May 2)</w:t>
+        <w:t xml:space="preserve">Task 3.8a: Contribute demo segment and slide content for the capstone presentation (due: April 28)</w:t>
+      </w:r>
+    </w:p>
+    <w:p>
+      <w:pPr>
+        <w:spacing w:after="120"/>
+      </w:pPr>
+    </w:p>
+    <w:p>
+      <w:pPr>
+        <w:spacing w:after="100" w:before="200"/>
+      </w:pPr>
+      <w:r>
+        <w:rPr>
+          <w:rFonts w:ascii="Times New Roman" w:cs="Times New Roman" w:eastAsia="Times New Roman" w:hAnsi="Times New Roman"/>
+          <w:b/>
+          <w:bCs/>
+          <w:sz w:val="24"/>
+          <w:szCs w:val="24"/>
+        </w:rPr>
+        <w:t xml:space="preserve">Ashleyn Montano, CS Major</w:t>
+      </w:r>
+    </w:p>
+    <w:p>
+      <w:pPr>
+        <w:spacing w:after="60" w:before="180"/>
+      </w:pPr>
+      <w:r>
+        <w:rPr>
+          <w:rFonts w:ascii="Times New Roman" w:cs="Times New Roman" w:eastAsia="Times New Roman" w:hAnsi="Times New Roman"/>
+          <w:b/>
+          <w:bCs/>
+          <w:sz w:val="24"/>
+          <w:szCs w:val="24"/>
+        </w:rPr>
+        <w:t xml:space="preserve">Task 3.2a: Multi-type metadata query, branch m3-metadata-query-fix (due: April 22)</w:t>
+      </w:r>
+    </w:p>
+    <w:p>
+      <w:pPr>
+        <w:spacing w:after="120" w:before="0"/>
+      </w:pPr>
+      <w:r>
+        <w:rPr>
+          <w:rFonts w:ascii="Times New Roman" w:cs="Times New Roman" w:eastAsia="Times New Roman" w:hAnsi="Times New Roman"/>
+          <w:sz w:val="24"/>
+          <w:szCs w:val="24"/>
+        </w:rPr>
+        <w:t xml:space="preserve">Description: I extended query_by_type() in src/utils/db.py to accept either a single string or a list of strings as object_type. When a list is passed, the query uses parameterized IN (?, ?, ...) placeholders to preserve SQL injection safety. I also added a min_roi_count parameter that filters out low-confidence detections. The CLI tool in src/utils/db_query.py was rewritten at the same time: --type now accepts multiple values in one call, --min-roi filters by minimum ROI count, and --last-hours generates start and end timestamps automatically using timezone-aware UTC datetimes. Operators can now run queries like: python -m src.utils.db_query --type vehicle person --camera cam_01 --last-hours 12 --min-roi 5</w:t>
+      </w:r>
+    </w:p>
+    <w:p>
+      <w:pPr>
+        <w:spacing w:after="120" w:before="0"/>
+      </w:pPr>
+      <w:r>
+        <w:rPr>
+          <w:rFonts w:ascii="Times New Roman" w:cs="Times New Roman" w:eastAsia="Times New Roman" w:hAnsi="Times New Roman"/>
+          <w:sz w:val="24"/>
+          <w:szCs w:val="24"/>
+        </w:rPr>
+        <w:t xml:space="preserve">Outcome: Branch merged to dev via commit ba4f3db.</w:t>
+      </w:r>
+    </w:p>
+    <w:p>
+      <w:pPr>
+        <w:spacing w:after="120"/>
+      </w:pPr>
+    </w:p>
+    <w:p>
+      <w:pPr>
+        <w:spacing w:after="120"/>
+      </w:pPr>
+      <w:r>
+        <w:rPr>
+          <w:rFonts w:ascii="Times New Roman" w:cs="Times New Roman" w:eastAsia="Times New Roman" w:hAnsi="Times New Roman"/>
+          <w:b/>
+          <w:bCs/>
+          <w:sz w:val="24"/>
+          <w:szCs w:val="24"/>
+        </w:rPr>
+        <w:t xml:space="preserve">Planned tasks for next period:</w:t>
       </w:r>
     </w:p>
     <w:p>
@@ -4058,134 +4193,7 @@
           <w:sz w:val="24"/>
           <w:szCs w:val="24"/>
         </w:rPr>
-        <w:t xml:space="preserve">Task 3.4b: Write integration test that runs the pipeline on a short clip and verifies object_type is populated for all segments in the resulting database (due: May 2)</w:t>
-      </w:r>
-    </w:p>
-    <w:p>
-      <w:pPr>
-        <w:spacing w:after="120"/>
-      </w:pPr>
-    </w:p>
-    <w:p>
-      <w:pPr>
-        <w:spacing w:after="100" w:before="200"/>
-      </w:pPr>
-      <w:r>
-        <w:rPr>
-          <w:rFonts w:ascii="Times New Roman" w:cs="Times New Roman" w:eastAsia="Times New Roman" w:hAnsi="Times New Roman"/>
-          <w:b/>
-          <w:bCs/>
-          <w:sz w:val="24"/>
-          <w:szCs w:val="24"/>
-        </w:rPr>
-        <w:t xml:space="preserve">Riley Roberts, CS Major</w:t>
-      </w:r>
-    </w:p>
-    <w:p>
-      <w:pPr>
-        <w:spacing w:after="60" w:before="180"/>
-      </w:pPr>
-      <w:r>
-        <w:rPr>
-          <w:rFonts w:ascii="Times New Roman" w:cs="Times New Roman" w:eastAsia="Times New Roman" w:hAnsi="Times New Roman"/>
-          <w:b/>
-          <w:bCs/>
-          <w:sz w:val="24"/>
-          <w:szCs w:val="24"/>
-        </w:rPr>
-        <w:t xml:space="preserve">Task 2.3a-b: Mode 2 and Mode 3 implementation — PR #11 (due: April 20)</w:t>
-      </w:r>
-    </w:p>
-    <w:p>
-      <w:pPr>
-        <w:spacing w:after="120" w:before="0"/>
-      </w:pPr>
-      <w:r>
-        <w:rPr>
-          <w:rFonts w:ascii="Times New Roman" w:cs="Times New Roman" w:eastAsia="Times New Roman" w:hAnsi="Times New Roman"/>
-          <w:sz w:val="24"/>
-          <w:szCs w:val="24"/>
-        </w:rPr>
-        <w:t xml:space="preserve">Description: I completed Mode 2 and Mode 3 and merged them via the fix/repair-dev-mode-system branch. Mode 2 captures one clean background frame during warmup — or falls back to the last warmup frame if no fully static frame appears — then composites per-frame object patches over it. The result is a segment that encodes only the moving content on top of a frozen reference background. Mode 3 passes object_only=True to ROIEncoder, which blacks out all pixels outside detected bounding boxes before piping to FFmpeg. Both modes are integrated with the GUI mode selectors and work correctly with the streaming encoder API. The branch also repaired the mode dispatch in modes.py that had broken during the streaming encoder refactor — modes were silently falling back to Mode 0 behavior before this fix.</w:t>
-      </w:r>
-    </w:p>
-    <w:p>
-      <w:pPr>
-        <w:spacing w:after="120" w:before="0"/>
-      </w:pPr>
-      <w:r>
-        <w:rPr>
-          <w:rFonts w:ascii="Times New Roman" w:cs="Times New Roman" w:eastAsia="Times New Roman" w:hAnsi="Times New Roman"/>
-          <w:sz w:val="24"/>
-          <w:szCs w:val="24"/>
-        </w:rPr>
-        <w:t xml:space="preserve">Outcome: PR #11 merged. Mode 0, 1, 2, and 3 all pass their respective test classes in test_pipeline.py. Mode label overlay confirms which mode is active in every output segment.</w:t>
-      </w:r>
-    </w:p>
-    <w:p>
-      <w:pPr>
-        <w:spacing w:after="120"/>
-      </w:pPr>
-    </w:p>
-    <w:p>
-      <w:pPr>
-        <w:spacing w:after="60" w:before="180"/>
-      </w:pPr>
-      <w:r>
-        <w:rPr>
-          <w:rFonts w:ascii="Times New Roman" w:cs="Times New Roman" w:eastAsia="Times New Roman" w:hAnsi="Times New Roman"/>
-          <w:b/>
-          <w:bCs/>
-          <w:sz w:val="24"/>
-          <w:szCs w:val="24"/>
-        </w:rPr>
-        <w:t xml:space="preserve">Task 3.2b: Mode system repair and streaming API integration (due: April 20)</w:t>
-      </w:r>
-    </w:p>
-    <w:p>
-      <w:pPr>
-        <w:spacing w:after="120" w:before="0"/>
-      </w:pPr>
-      <w:r>
-        <w:rPr>
-          <w:rFonts w:ascii="Times New Roman" w:cs="Times New Roman" w:eastAsia="Times New Roman" w:hAnsi="Times New Roman"/>
-          <w:sz w:val="24"/>
-          <w:szCs w:val="24"/>
-        </w:rPr>
-        <w:t xml:space="preserve">Description: The streaming encoder refactor had left modes.py referencing the old encode_segment() call signature. I updated the pipeline to split raw_regions (pre-YOLO, used for background keyframe tracking in Mode 2) from regions (post-YOLO, used for encoder decisions). This ensures Mode 2 background selection uses the full unfiltered region list while the encoder only sees YOLO-validated detections.</w:t>
-      </w:r>
-    </w:p>
-    <w:p>
-      <w:pPr>
-        <w:spacing w:after="120" w:before="0"/>
-      </w:pPr>
-      <w:r>
-        <w:rPr>
-          <w:rFonts w:ascii="Times New Roman" w:cs="Times New Roman" w:eastAsia="Times New Roman" w:hAnsi="Times New Roman"/>
-          <w:sz w:val="24"/>
-          <w:szCs w:val="24"/>
-        </w:rPr>
-        <w:t xml:space="preserve">Outcome: Committed as part of PR #11. Background keyframe fallback works correctly on dynamic scenes where no fully-static warmup frame exists.</w:t>
-      </w:r>
-    </w:p>
-    <w:p>
-      <w:pPr>
-        <w:spacing w:after="120"/>
-      </w:pPr>
-    </w:p>
-    <w:p>
-      <w:pPr>
-        <w:spacing w:after="120"/>
-      </w:pPr>
-      <w:r>
-        <w:rPr>
-          <w:rFonts w:ascii="Times New Roman" w:cs="Times New Roman" w:eastAsia="Times New Roman" w:hAnsi="Times New Roman"/>
-          <w:b/>
-          <w:bCs/>
-          <w:sz w:val="24"/>
-          <w:szCs w:val="24"/>
-        </w:rPr>
-        <w:t xml:space="preserve">Planned tasks for next period:</w:t>
+        <w:t xml:space="preserve">Task 3.4a: Full-text and multi-tag search in the GUI query archive sidebar. Extend the operator interface to match the multi-type CLI so operators can search by object type combinations directly in the browser (due: May 2).</w:t>
       </w:r>
     </w:p>
     <w:p>
@@ -4203,7 +4211,7 @@
           <w:sz w:val="24"/>
           <w:szCs w:val="24"/>
         </w:rPr>
-        <w:t xml:space="preserve">Task 3.6b: Demo/concat mode — stitch all output segments into one reviewable file so operators can review a full session without opening each 60-second clip individually (due: May 2)</w:t>
+        <w:t xml:space="preserve">Task 4.3a: Color detection via HSV histogram. Crop the center 50% of each bounding box, build an HSV histogram, find the dominant hue bin, and store the color label in the segments database. Requested by Geena Wann-Kung and Cody Hayashi at the April 15 sponsor meeting (due: May 2).</w:t>
       </w:r>
     </w:p>
     <w:p>
@@ -4221,7 +4229,7 @@
           <w:sz w:val="24"/>
           <w:szCs w:val="24"/>
         </w:rPr>
-        <w:t xml:space="preserve">Task 3.8a: Prepare 2-minute live demo segment for the capstone presentation (due: April 29)</w:t>
+        <w:t xml:space="preserve">Task 3.8a: Contribute demo segment and slide content for the capstone presentation (due: April 28)</w:t>
       </w:r>
     </w:p>
     <w:p>
@@ -4241,7 +4249,7 @@
           <w:sz w:val="24"/>
           <w:szCs w:val="24"/>
         </w:rPr>
-        <w:t xml:space="preserve">Victor De Souza Teixeira, CS Major, Cybersecurity</w:t>
+        <w:t xml:space="preserve">Riley Roberts, CS Major</w:t>
       </w:r>
     </w:p>
     <w:p>
@@ -4256,7 +4264,7 @@
           <w:sz w:val="24"/>
           <w:szCs w:val="24"/>
         </w:rPr>
-        <w:t xml:space="preserve">Task 3.1a: AES-256-GCM encryption upgrade — PR #12 (due: April 20)</w:t>
+        <w:t xml:space="preserve">Task 2.3a-b: Mode 2 and Mode 3 implementation, PR #11 (due: April 20)</w:t>
       </w:r>
     </w:p>
     <w:p>
@@ -4269,7 +4277,7 @@
           <w:sz w:val="24"/>
           <w:szCs w:val="24"/>
         </w:rPr>
-        <w:t xml:space="preserve">Description: I upgraded src/utils/encryption.py from AES-256-CBC to AES-256-GCM. CBC has no authentication tag, which means a bit-flip attack can silently corrupt a stored video segment with no detection. GCM adds a 128-bit authentication tag: any modification to the ciphertext, even a single bit, raises InvalidTag before any plaintext is returned. The new file format stores the nonce (12 bytes), salt (16 bytes, zeros in raw-key mode), auth tag (16 bytes), and ciphertext in sequence. The public API is unchanged — encrypt_file() and decrypt_file() work the same way for callers. I also added encrypt_bytes() and decrypt_bytes() for in-memory use, which the pipeline uses when packaging segments without writing plaintext to disk first. The test suite covers 1 KB, 1 MB, and multi-chunk round-trips, plus a tamper detection test that modifies one byte of ciphertext and verifies InvalidTag is raised.</w:t>
+        <w:t xml:space="preserve">Description: I completed Mode 2 and Mode 3 and merged them via the fix/repair-dev-mode-system branch. Mode 2 captures one clean background frame during warmup. If no fully static frame appears, it falls back to the last warmup frame, then composites per-frame object patches over it. The result encodes only the moving content on top of a frozen reference background. Mode 3 passes object_only=True to ROIEncoder, which blacks out all pixels outside detected bounding boxes before piping to FFmpeg. Both modes are integrated with the GUI mode selectors and work correctly with the streaming encoder API. The branch also repaired the mode dispatch in modes.py that had broken during the streaming encoder refactor.</w:t>
       </w:r>
     </w:p>
     <w:p>
@@ -4282,7 +4290,7 @@
           <w:sz w:val="24"/>
           <w:szCs w:val="24"/>
         </w:rPr>
-        <w:t xml:space="preserve">Outcome: PR #12 merged. 24 unit tests in test_encryption.py, all passing. Note for the team: existing .enc files encrypted under the old CBC format cannot be decrypted with the new code. Re-encrypt any stored segments before the final demo.</w:t>
+        <w:t xml:space="preserve">Outcome: PR #11 merged. All four modes pass their respective test classes in test_pipeline.py.</w:t>
       </w:r>
     </w:p>
     <w:p>
@@ -4302,7 +4310,7 @@
           <w:sz w:val="24"/>
           <w:szCs w:val="24"/>
         </w:rPr>
-        <w:t xml:space="preserve">Task 3.1b: GPU device detection for enhancer.py (due: April 22)</w:t>
+        <w:t xml:space="preserve">Task 3.2b: Mode system repair and streaming API integration (due: April 20)</w:t>
       </w:r>
     </w:p>
     <w:p>
@@ -4315,7 +4323,7 @@
           <w:sz w:val="24"/>
           <w:szCs w:val="24"/>
         </w:rPr>
-        <w:t xml:space="preserve">Description: I added the detect_gpu() and best_device() utility functions to src/enhancement/enhancer.py. detect_gpu() probes the system for CUDA and MPS support and returns a structured dict with backend, device_name, cuda_available, mps_available, vram_mb, torch_version, will_work, and a human-readable note field. best_device() returns the highest-capability available backend as a string. Both are used by the new /api/gpu_info endpoint so the dashboard can surface acceleration status on startup.</w:t>
+        <w:t xml:space="preserve">Description: The streaming encoder refactor had left modes.py referencing the old encode_segment() call signature. I updated the pipeline to split raw_regions (pre-YOLO, used for background keyframe tracking in Mode 2) from regions (post-YOLO, used for encoder decisions). This ensures Mode 2 background selection uses the full unfiltered region list while the encoder only sees validated detections.</w:t>
       </w:r>
     </w:p>
     <w:p>
@@ -4328,7 +4336,7 @@
           <w:sz w:val="24"/>
           <w:szCs w:val="24"/>
         </w:rPr>
-        <w:t xml:space="preserve">Outcome: Committed as part of the CRLF normalization pass (30b10d4). Dashboard GPU info endpoint live.</w:t>
+        <w:t xml:space="preserve">Outcome: Committed as part of PR #11. Background keyframe fallback works correctly on dynamic scenes where no fully static warmup frame exists.</w:t>
       </w:r>
     </w:p>
     <w:p>
@@ -4366,7 +4374,7 @@
           <w:sz w:val="24"/>
           <w:szCs w:val="24"/>
         </w:rPr>
-        <w:t xml:space="preserve">Task 3.2c: Store IV and salt in the database per segment so segments can be decrypted individually without re-prompting the user for their password on each one (due: May 2)</w:t>
+        <w:t xml:space="preserve">Task 3.6b: Demo/concat mode. Stitch all output segments from a session into one reviewable file so operators can review a full recording without opening each 60-second clip individually (due: May 2).</w:t>
       </w:r>
     </w:p>
     <w:p>
@@ -4384,7 +4392,188 @@
           <w:sz w:val="24"/>
           <w:szCs w:val="24"/>
         </w:rPr>
-        <w:t xml:space="preserve">Task 3.2d: Build password-protected incident clip export — encrypt a flagged clip with a user-supplied passphrase for secure handoff to investigators (due: May 2)</w:t>
+        <w:t xml:space="preserve">Task 3.7a: Extend test_pipeline.py to cover the enhancement and encryption stages end-to-end, and build run_demo.py as a one-command integration test that runs the pipeline on a short test clip and confirms the output (due: May 2)</w:t>
+      </w:r>
+    </w:p>
+    <w:p>
+      <w:pPr>
+        <w:pStyle w:val="ListParagraph"/>
+        <w:numPr>
+          <w:ilvl w:val="0"/>
+          <w:numId w:val="2"/>
+        </w:numPr>
+        <w:spacing w:after="80"/>
+      </w:pPr>
+      <w:r>
+        <w:rPr>
+          <w:rFonts w:ascii="Times New Roman" w:cs="Times New Roman" w:eastAsia="Times New Roman" w:hAnsi="Times New Roman"/>
+          <w:sz w:val="24"/>
+          <w:szCs w:val="24"/>
+        </w:rPr>
+        <w:t xml:space="preserve">Task 3.8a: Prepare the 2-minute live demo segment for the capstone presentation (due: April 28)</w:t>
+      </w:r>
+    </w:p>
+    <w:p>
+      <w:pPr>
+        <w:spacing w:after="120"/>
+      </w:pPr>
+    </w:p>
+    <w:p>
+      <w:pPr>
+        <w:spacing w:after="100" w:before="200"/>
+      </w:pPr>
+      <w:r>
+        <w:rPr>
+          <w:rFonts w:ascii="Times New Roman" w:cs="Times New Roman" w:eastAsia="Times New Roman" w:hAnsi="Times New Roman"/>
+          <w:b/>
+          <w:bCs/>
+          <w:sz w:val="24"/>
+          <w:szCs w:val="24"/>
+        </w:rPr>
+        <w:t xml:space="preserve">Victor De Souza Teixeira, CS Major, Cybersecurity</w:t>
+      </w:r>
+    </w:p>
+    <w:p>
+      <w:pPr>
+        <w:spacing w:after="60" w:before="180"/>
+      </w:pPr>
+      <w:r>
+        <w:rPr>
+          <w:rFonts w:ascii="Times New Roman" w:cs="Times New Roman" w:eastAsia="Times New Roman" w:hAnsi="Times New Roman"/>
+          <w:b/>
+          <w:bCs/>
+          <w:sz w:val="24"/>
+          <w:szCs w:val="24"/>
+        </w:rPr>
+        <w:t xml:space="preserve">Task 3.1a: AES-256-GCM encryption upgrade, PR #12 (due: April 20)</w:t>
+      </w:r>
+    </w:p>
+    <w:p>
+      <w:pPr>
+        <w:spacing w:after="120" w:before="0"/>
+      </w:pPr>
+      <w:r>
+        <w:rPr>
+          <w:rFonts w:ascii="Times New Roman" w:cs="Times New Roman" w:eastAsia="Times New Roman" w:hAnsi="Times New Roman"/>
+          <w:sz w:val="24"/>
+          <w:szCs w:val="24"/>
+        </w:rPr>
+        <w:t xml:space="preserve">Description: I upgraded src/utils/encryption.py from AES-256-CBC to AES-256-GCM. CBC has no authentication tag, which means a bit-flip attack can silently corrupt a stored video segment without detection. GCM adds a 128-bit authentication tag: any modification to the ciphertext, even a single bit, raises InvalidTag before any plaintext is returned. The new file format stores the nonce (12 bytes), salt (16 bytes, zeros in raw-key mode), authentication tag (16 bytes), and ciphertext in sequence. The public API is unchanged; encrypt_file() and decrypt_file() work the same way for callers. I also added encrypt_bytes() and decrypt_bytes() for in-memory use, which the pipeline uses when packaging segments without writing plaintext to disk first. The test suite covers 1 KB, 1 MB, and multi-chunk round-trips, plus a tamper detection test that modifies one ciphertext byte and verifies InvalidTag is raised.</w:t>
+      </w:r>
+    </w:p>
+    <w:p>
+      <w:pPr>
+        <w:spacing w:after="120" w:before="0"/>
+      </w:pPr>
+      <w:r>
+        <w:rPr>
+          <w:rFonts w:ascii="Times New Roman" w:cs="Times New Roman" w:eastAsia="Times New Roman" w:hAnsi="Times New Roman"/>
+          <w:sz w:val="24"/>
+          <w:szCs w:val="24"/>
+        </w:rPr>
+        <w:t xml:space="preserve">Outcome: PR #12 merged. 24 unit tests in test_encryption.py, all passing. Note for the team: existing .enc files encrypted under the old CBC format cannot be decrypted with the new code. Re-encrypt any stored segments before the final demo.</w:t>
+      </w:r>
+    </w:p>
+    <w:p>
+      <w:pPr>
+        <w:spacing w:after="120"/>
+      </w:pPr>
+    </w:p>
+    <w:p>
+      <w:pPr>
+        <w:spacing w:after="60" w:before="180"/>
+      </w:pPr>
+      <w:r>
+        <w:rPr>
+          <w:rFonts w:ascii="Times New Roman" w:cs="Times New Roman" w:eastAsia="Times New Roman" w:hAnsi="Times New Roman"/>
+          <w:b/>
+          <w:bCs/>
+          <w:sz w:val="24"/>
+          <w:szCs w:val="24"/>
+        </w:rPr>
+        <w:t xml:space="preserve">Task 3.1b: GPU device detection for enhancer.py (due: April 22)</w:t>
+      </w:r>
+    </w:p>
+    <w:p>
+      <w:pPr>
+        <w:spacing w:after="120" w:before="0"/>
+      </w:pPr>
+      <w:r>
+        <w:rPr>
+          <w:rFonts w:ascii="Times New Roman" w:cs="Times New Roman" w:eastAsia="Times New Roman" w:hAnsi="Times New Roman"/>
+          <w:sz w:val="24"/>
+          <w:szCs w:val="24"/>
+        </w:rPr>
+        <w:t xml:space="preserve">Description: I added the detect_gpu() and best_device() utility functions to src/enhancement/enhancer.py. detect_gpu() probes the system for CUDA and MPS support and returns a structured dict with backend, device_name, cuda_available, mps_available, vram_mb, torch_version, will_work, and a human-readable note field. Both are used by the /api/gpu_info endpoint so the dashboard can display acceleration status on startup.</w:t>
+      </w:r>
+    </w:p>
+    <w:p>
+      <w:pPr>
+        <w:spacing w:after="120" w:before="0"/>
+      </w:pPr>
+      <w:r>
+        <w:rPr>
+          <w:rFonts w:ascii="Times New Roman" w:cs="Times New Roman" w:eastAsia="Times New Roman" w:hAnsi="Times New Roman"/>
+          <w:sz w:val="24"/>
+          <w:szCs w:val="24"/>
+        </w:rPr>
+        <w:t xml:space="preserve">Outcome: Committed as part of the dev normalization pass. Dashboard GPU info endpoint live.</w:t>
+      </w:r>
+    </w:p>
+    <w:p>
+      <w:pPr>
+        <w:spacing w:after="120"/>
+      </w:pPr>
+    </w:p>
+    <w:p>
+      <w:pPr>
+        <w:spacing w:after="120"/>
+      </w:pPr>
+      <w:r>
+        <w:rPr>
+          <w:rFonts w:ascii="Times New Roman" w:cs="Times New Roman" w:eastAsia="Times New Roman" w:hAnsi="Times New Roman"/>
+          <w:b/>
+          <w:bCs/>
+          <w:sz w:val="24"/>
+          <w:szCs w:val="24"/>
+        </w:rPr>
+        <w:t xml:space="preserve">Planned tasks for next period:</w:t>
+      </w:r>
+    </w:p>
+    <w:p>
+      <w:pPr>
+        <w:pStyle w:val="ListParagraph"/>
+        <w:numPr>
+          <w:ilvl w:val="0"/>
+          <w:numId w:val="2"/>
+        </w:numPr>
+        <w:spacing w:after="80"/>
+      </w:pPr>
+      <w:r>
+        <w:rPr>
+          <w:rFonts w:ascii="Times New Roman" w:cs="Times New Roman" w:eastAsia="Times New Roman" w:hAnsi="Times New Roman"/>
+          <w:sz w:val="24"/>
+          <w:szCs w:val="24"/>
+        </w:rPr>
+        <w:t xml:space="preserve">Task 3.2c: Store IV and salt in the database per segment so segments can be decrypted individually without re-prompting the user for their password on each one (due: May 2)</w:t>
+      </w:r>
+    </w:p>
+    <w:p>
+      <w:pPr>
+        <w:pStyle w:val="ListParagraph"/>
+        <w:numPr>
+          <w:ilvl w:val="0"/>
+          <w:numId w:val="2"/>
+        </w:numPr>
+        <w:spacing w:after="80"/>
+      </w:pPr>
+      <w:r>
+        <w:rPr>
+          <w:rFonts w:ascii="Times New Roman" w:cs="Times New Roman" w:eastAsia="Times New Roman" w:hAnsi="Times New Roman"/>
+          <w:sz w:val="24"/>
+          <w:szCs w:val="24"/>
+        </w:rPr>
+        <w:t xml:space="preserve">Task 3.2d: Build password-protected incident clip export. Encrypt a flagged clip with a user-supplied passphrase for secure handoff to investigators (due: May 2).</w:t>
       </w:r>
     </w:p>
     <w:sectPr>
